--- a/report.docx
+++ b/report.docx
@@ -1624,7 +1624,7 @@
     </w:p>
     <w:sectPr>
       <w:footerReference w:type="default" r:id="rId9"/>
-      <w:pgSz w:w="12240" w:h="15840"/>
+      <w:pgSz w:w="11906" w:h="16838"/>
       <w:pgMar w:top="850" w:right="850" w:bottom="850" w:left="1134" w:header="720" w:footer="720" w:gutter="0"/>
       <w:cols w:space="720"/>
       <w:titlePg/>

--- a/report.docx
+++ b/report.docx
@@ -1619,7 +1619,7 @@
           <w:i w:val="0"/>
           <w:sz w:val="28"/>
         </w:rPr>
-        <w:t>5. Кормен Т. Х. Алгоритмы: построение и анализ / Т. Х. Кормен, Ч. И. Лейзерсон, Р. Л. Ривест, К. Штайн. 3-е изд. Москва : Вильямс, 2013. 1328 с.</w:t>
+        <w:t>5. Кормен Т. Х. Алгоритмы : построение и анализ / Т. Х. Кормен, Ч. И. Лейзерсон, Р. Л. Ривест, К. Штайн. 3-е изд. Москва : Вильямс, 2013. 1328 с.</w:t>
       </w:r>
     </w:p>
     <w:sectPr>

--- a/report.docx
+++ b/report.docx
@@ -1625,7 +1625,7 @@
     <w:sectPr>
       <w:footerReference w:type="default" r:id="rId9"/>
       <w:pgSz w:w="11906" w:h="16838"/>
-      <w:pgMar w:top="850" w:right="850" w:bottom="850" w:left="1134" w:header="720" w:footer="720" w:gutter="0"/>
+      <w:pgMar w:top="850" w:right="850" w:bottom="850" w:left="1134" w:header="720" w:footer="850" w:gutter="0"/>
       <w:cols w:space="720"/>
       <w:titlePg/>
       <w:docGrid w:linePitch="360"/>
